--- a/test_data/smlouva13_anon.docx
+++ b/test_data/smlouva13_anon.docx
@@ -12,117 +12,12 @@
     </w:p>
     <w:p>
       <w:r>
-        <w:rPr>
-          <w:rFonts w:ascii="Arial" w:hAnsi="Arial" w:cs="Arial"/>
-        </w:rPr>
-        <w:t>║</w:t>
-      </w:r>
-      <w:r>
-        <w:t xml:space="preserve">                    SMLOUVA O POSKYTOV</w:t>
-      </w:r>
-      <w:r>
-        <w:rPr>
-          <w:rFonts w:ascii="Aptos" w:hAnsi="Aptos" w:cs="Aptos"/>
-        </w:rPr>
-        <w:t>Á</w:t>
-      </w:r>
-      <w:r>
-        <w:t>N</w:t>
-      </w:r>
-      <w:r>
-        <w:rPr>
-          <w:rFonts w:ascii="Aptos" w:hAnsi="Aptos" w:cs="Aptos"/>
-        </w:rPr>
-        <w:t>Í</w:t>
-      </w:r>
-      <w:r>
-        <w:t xml:space="preserve"> KOMPLEXN</w:t>
-      </w:r>
-      <w:r>
-        <w:rPr>
-          <w:rFonts w:ascii="Aptos" w:hAnsi="Aptos" w:cs="Aptos"/>
-        </w:rPr>
-        <w:t>Í</w:t>
-      </w:r>
-      <w:r>
-        <w:t>CH SLU</w:t>
-      </w:r>
-      <w:r>
-        <w:rPr>
-          <w:rFonts w:ascii="Aptos" w:hAnsi="Aptos" w:cs="Aptos"/>
-        </w:rPr>
-        <w:t>Ž</w:t>
-      </w:r>
-      <w:r>
-        <w:t xml:space="preserve">EB                  </w:t>
-      </w:r>
-      <w:r>
-        <w:rPr>
-          <w:rFonts w:ascii="Arial" w:hAnsi="Arial" w:cs="Arial"/>
-        </w:rPr>
-        <w:t>║</w:t>
-      </w:r>
-    </w:p>
-    <w:p>
-      <w:r>
-        <w:rPr>
-          <w:rFonts w:ascii="Arial" w:hAnsi="Arial" w:cs="Arial"/>
-        </w:rPr>
-        <w:t>║</w:t>
-      </w:r>
-      <w:r>
-        <w:t xml:space="preserve">                        A ZPRACOV</w:t>
-      </w:r>
-      <w:r>
-        <w:rPr>
-          <w:rFonts w:ascii="Aptos" w:hAnsi="Aptos" w:cs="Aptos"/>
-        </w:rPr>
-        <w:t>Á</w:t>
-      </w:r>
-      <w:r>
-        <w:t>N</w:t>
-      </w:r>
-      <w:r>
-        <w:rPr>
-          <w:rFonts w:ascii="Aptos" w:hAnsi="Aptos" w:cs="Aptos"/>
-        </w:rPr>
-        <w:t>Í</w:t>
-      </w:r>
-      <w:r>
-        <w:t xml:space="preserve"> OSOBN</w:t>
-      </w:r>
-      <w:r>
-        <w:rPr>
-          <w:rFonts w:ascii="Aptos" w:hAnsi="Aptos" w:cs="Aptos"/>
-        </w:rPr>
-        <w:t>Í</w:t>
-      </w:r>
-      <w:r>
-        <w:t xml:space="preserve">CH </w:t>
-      </w:r>
-      <w:r>
-        <w:rPr>
-          <w:rFonts w:ascii="Aptos" w:hAnsi="Aptos" w:cs="Aptos"/>
-        </w:rPr>
-        <w:t>Ú</w:t>
-      </w:r>
-      <w:r>
-        <w:t>DAJ</w:t>
-      </w:r>
-      <w:r>
-        <w:rPr>
-          <w:rFonts w:ascii="Aptos" w:hAnsi="Aptos" w:cs="Aptos"/>
-        </w:rPr>
-        <w:t>Ů</w:t>
-      </w:r>
-      <w:r>
-        <w:t xml:space="preserve">                           </w:t>
-      </w:r>
-      <w:r>
-        <w:rPr>
-          <w:rFonts w:ascii="Arial" w:hAnsi="Arial" w:cs="Arial"/>
-        </w:rPr>
-        <w:t>║</w:t>
+        <w:t>║ SMLOUVA O POSKYTOVÁNÍ KOMPLEXNÍCH SLUŽEB ║</w:t>
+      </w:r>
+    </w:p>
+    <w:p>
+      <w:r>
+        <w:t>║ A ZPRACOVÁNÍ OSOBNÍCH ÚDAJŮ ║</w:t>
       </w:r>
     </w:p>
     <w:p>
@@ -192,7 +87,7 @@
     </w:p>
     <w:p>
       <w:r>
-        <w:t>[[ADDRESS_2]] - Vinohrady</w:t>
+        <w:t>[[ADDRESS_2]]</w:t>
       </w:r>
     </w:p>
     <w:p>
@@ -263,7 +158,7 @@
     </w:p>
     <w:p>
       <w:r>
-        <w:t>[[ADDRESS_3]] - Smíchov</w:t>
+        <w:t>[[ADDRESS_3]]</w:t>
       </w:r>
     </w:p>
     <w:p>
@@ -334,7 +229,7 @@
     <w:p/>
     <w:p>
       <w:r>
-        <w:t xml:space="preserve">1.1. Poskytovatel se zavazuje poskytnout Objednateli komplexní IT a konzultační </w:t>
+        <w:t>1.1. Poskytovatel se zavazuje poskytnout Objednateli komplexní IT a konzultační</w:t>
       </w:r>
     </w:p>
     <w:p>
@@ -344,7 +239,7 @@
     </w:p>
     <w:p>
       <w:r>
-        <w:t xml:space="preserve">pro diagnostiku a vytvoření zabezpečeného systému pro správu citlivých údajů </w:t>
+        <w:t>pro diagnostiku a vytvoření zabezpečeného systému pro správu citlivých údajů</w:t>
       </w:r>
     </w:p>
     <w:p>
@@ -446,12 +341,12 @@
     </w:p>
     <w:p>
       <w:r>
-        <w:t>[[BIRTH_ID_4]] (VZP)</w:t>
-      </w:r>
-    </w:p>
-    <w:p>
-      <w:r>
-        <w:t>[[ADDRESS_4]] - Dejvice</w:t>
+        <w:t>[[INSURANCE_ID_1]] (VZP)</w:t>
+      </w:r>
+    </w:p>
+    <w:p>
+      <w:r>
+        <w:t>[[ADDRESS_4]]</w:t>
       </w:r>
     </w:p>
     <w:p>
@@ -634,7 +529,7 @@
     </w:p>
     <w:p>
       <w:r>
-        <w:t>[[BIRTH_ID_5]]</w:t>
+        <w:t>[[BIRTH_ID_4]]</w:t>
       </w:r>
     </w:p>
     <w:p>
@@ -644,7 +539,7 @@
     </w:p>
     <w:p>
       <w:r>
-        <w:t>[[ADDRESS_5]] - Staré Město</w:t>
+        <w:t>[[ADDRESS_5]]</w:t>
       </w:r>
     </w:p>
     <w:p>
@@ -673,7 +568,7 @@
     </w:p>
     <w:p>
       <w:r>
-        <w:t>Soud: Městský soud v Praze</w:t>
+        <w:t>Soud: Městský soud [[ADDRESS_6]]</w:t>
       </w:r>
     </w:p>
     <w:p>
@@ -822,43 +717,43 @@
     </w:p>
     <w:p>
       <w:r>
+        <w:t>[[BIRTH_ID_5]]</w:t>
+      </w:r>
+    </w:p>
+    <w:p>
+      <w:r>
+        <w:t>Číslo [[ID_CARD_4]]</w:t>
+      </w:r>
+    </w:p>
+    <w:p>
+      <w:r>
+        <w:t>[[ADDRESS_7]]</w:t>
+      </w:r>
+    </w:p>
+    <w:p>
+      <w:r>
+        <w:t>Email: [[EMAIL_5]]</w:t>
+      </w:r>
+    </w:p>
+    <w:p>
+      <w:r>
+        <w:t>[[PHONE_5]]</w:t>
+      </w:r>
+    </w:p>
+    <w:p/>
+    <w:p>
+      <w:r>
+        <w:t>Manželka (spoludlužník): Ing. [[PERSON_7]], rozená Marková</w:t>
+      </w:r>
+    </w:p>
+    <w:p>
+      <w:r>
+        <w:t>[[DATE_14]]</w:t>
+      </w:r>
+    </w:p>
+    <w:p>
+      <w:r>
         <w:t>[[BIRTH_ID_6]]</w:t>
-      </w:r>
-    </w:p>
-    <w:p>
-      <w:r>
-        <w:t>Číslo [[ID_CARD_4]]</w:t>
-      </w:r>
-    </w:p>
-    <w:p>
-      <w:r>
-        <w:t>[[ADDRESS_6]] - Nusle</w:t>
-      </w:r>
-    </w:p>
-    <w:p>
-      <w:r>
-        <w:t>Email: [[EMAIL_5]]</w:t>
-      </w:r>
-    </w:p>
-    <w:p>
-      <w:r>
-        <w:t>[[PHONE_5]]</w:t>
-      </w:r>
-    </w:p>
-    <w:p/>
-    <w:p>
-      <w:r>
-        <w:t>Manželka (spoludlužník): Ing. [[PERSON_7]], rozená Marková</w:t>
-      </w:r>
-    </w:p>
-    <w:p>
-      <w:r>
-        <w:t>[[DATE_14]]</w:t>
-      </w:r>
-    </w:p>
-    <w:p>
-      <w:r>
-        <w:t>[[BIRTH_ID_7]]</w:t>
       </w:r>
     </w:p>
     <w:p>
@@ -922,7 +817,7 @@
     </w:p>
     <w:p>
       <w:r>
-        <w:t>Adresa: Rodinný dům, [[ADDRESS_7]]</w:t>
+        <w:t>Adresa: Rodinný dům, [[ADDRESS_8]]</w:t>
       </w:r>
     </w:p>
     <w:p>
@@ -1068,87 +963,80 @@
     </w:p>
     <w:p>
       <w:r>
+        <w:t>[[BIRTH_ID_7]]</w:t>
+      </w:r>
+    </w:p>
+    <w:p>
+      <w:r>
+        <w:t>[[DATE_17]]</w:t>
+      </w:r>
+    </w:p>
+    <w:p/>
+    <w:p>
+      <w:r>
+        <w:t>Roční obrat (2023): 12 450 000 Kč</w:t>
+      </w:r>
+    </w:p>
+    <w:p>
+      <w:r>
+        <w:t>EBITDA: 2 890 000 Kč</w:t>
+      </w:r>
+    </w:p>
+    <w:p>
+      <w:r>
+        <w:t>Čistý zisk: 1 740 000 Kč</w:t>
+      </w:r>
+    </w:p>
+    <w:p/>
+    <w:p>
+      <w:r>
+        <w:t>Bankovní účty:</w:t>
+      </w:r>
+    </w:p>
+    <w:p>
+      <w:r>
+        <w:t>- Provozní [[BANK_8]] (Raiffeisenbank)</w:t>
+      </w:r>
+    </w:p>
+    <w:p>
+      <w:r>
+        <w:t>- Rezervní [[BANK_9]] (Česká spořitelna)</w:t>
+      </w:r>
+    </w:p>
+    <w:p>
+      <w:r>
+        <w:t>- EUR [[BANK_10]]</w:t>
+      </w:r>
+    </w:p>
+    <w:p/>
+    <w:p>
+      <w:r>
+        <w:t>Klíčoví zaměstnanci:</w:t>
+      </w:r>
+    </w:p>
+    <w:p/>
+    <w:p>
+      <w:r>
+        <w:t>1) Ing. [[PERSON_9]] - CFO</w:t>
+      </w:r>
+    </w:p>
+    <w:p>
+      <w:r>
         <w:t>[[BIRTH_ID_8]]</w:t>
       </w:r>
     </w:p>
     <w:p>
       <w:r>
-        <w:t>[[DATE_17]]</w:t>
-      </w:r>
-    </w:p>
-    <w:p/>
-    <w:p>
-      <w:r>
-        <w:t>Roční obrat (2023): 12 450 000 Kč</w:t>
-      </w:r>
-    </w:p>
-    <w:p>
-      <w:r>
-        <w:t>EBITDA: 2 890 000 Kč</w:t>
-      </w:r>
-    </w:p>
-    <w:p>
-      <w:r>
-        <w:t>Čistý zisk: 1 740 000 Kč</w:t>
-      </w:r>
-    </w:p>
-    <w:p/>
-    <w:p>
-      <w:r>
-        <w:t>Bankovní účty:</w:t>
-      </w:r>
-    </w:p>
-    <w:p>
-      <w:r>
-        <w:t>- Provozní [[BANK_8]] (Raiffeisenbank)</w:t>
-      </w:r>
-    </w:p>
-    <w:p>
-      <w:r>
-        <w:t>- Rezervní [[BANK_9]] (Česká spořitelna)</w:t>
-      </w:r>
-    </w:p>
-    <w:p>
-      <w:r>
-        <w:t>- EUR [[BANK_10]]</w:t>
-      </w:r>
-    </w:p>
-    <w:p/>
-    <w:p>
-      <w:r>
-        <w:t>Klíčoví zaměstnanci:</w:t>
-      </w:r>
-    </w:p>
-    <w:p/>
-    <w:p>
-      <w:r>
-        <w:t>1) Ing. [[PERSON_9]] - CFO</w:t>
-      </w:r>
-    </w:p>
-    <w:p>
-      <w:r>
-        <w:t xml:space="preserve">   [[BIRTH_ID_9]]</w:t>
-      </w:r>
-    </w:p>
-    <w:p>
-      <w:r>
-        <w:t xml:space="preserve">   Hrubá mzda: 95 000 Kč/</w:t>
-      </w:r>
-      <w:proofErr w:type="spellStart"/>
-      <w:r>
-        <w:t>měs</w:t>
-      </w:r>
-      <w:proofErr w:type="spellEnd"/>
-    </w:p>
-    <w:p>
-      <w:r>
-        <w:t xml:space="preserve">   Email: [[EMAIL_7]]</w:t>
-      </w:r>
-    </w:p>
-    <w:p>
-      <w:r>
-        <w:t xml:space="preserve">   </w:t>
-      </w:r>
+        <w:t>Hrubá mzda: 95 000 Kč/měs</w:t>
+      </w:r>
+    </w:p>
+    <w:p>
+      <w:r>
+        <w:t>Email: [[EMAIL_7]]</w:t>
+      </w:r>
+    </w:p>
+    <w:p>
+      <w:r/>
     </w:p>
     <w:p>
       <w:r>
@@ -1157,17 +1045,17 @@
     </w:p>
     <w:p>
       <w:r>
-        <w:t xml:space="preserve">   [[BIRTH_ID_10]]</w:t>
-      </w:r>
-    </w:p>
-    <w:p>
-      <w:r>
-        <w:t xml:space="preserve">   Hrubá mzda: 78 000 Kč + provize (průměr 35 000 Kč)</w:t>
-      </w:r>
-    </w:p>
-    <w:p>
-      <w:r>
-        <w:t xml:space="preserve">   Email: [[EMAIL_8]]</w:t>
+        <w:t>[[BIRTH_ID_9]]</w:t>
+      </w:r>
+    </w:p>
+    <w:p>
+      <w:r>
+        <w:t>Hrubá mzda: 78 000 Kč + provize (průměr 35 000 Kč)</w:t>
+      </w:r>
+    </w:p>
+    <w:p>
+      <w:r>
+        <w:t>Email: [[EMAIL_8]]</w:t>
       </w:r>
     </w:p>
     <w:p/>
@@ -1261,17 +1149,17 @@
     </w:p>
     <w:p>
       <w:r>
-        <w:t>[[BIRTH_ID_11]]</w:t>
-      </w:r>
-    </w:p>
-    <w:p>
-      <w:r>
-        <w:t>[[BIRTH_ID_12]] (VOZP)</w:t>
-      </w:r>
-    </w:p>
-    <w:p>
-      <w:r>
-        <w:t>[[ADDRESS_8]] - Vinohrady</w:t>
+        <w:t>[[BIRTH_ID_10]]</w:t>
+      </w:r>
+    </w:p>
+    <w:p>
+      <w:r>
+        <w:t>[[INSURANCE_ID_2]] (VOZP)</w:t>
+      </w:r>
+    </w:p>
+    <w:p>
+      <w:r>
+        <w:t>[[ADDRESS_9]]</w:t>
       </w:r>
     </w:p>
     <w:p>
@@ -1490,12 +1378,12 @@
     </w:p>
     <w:p>
       <w:r>
-        <w:t>[[BIRTH_ID_13]]</w:t>
-      </w:r>
-    </w:p>
-    <w:p>
-      <w:r>
-        <w:t>[[ADDRESS_9]]</w:t>
+        <w:t>[[BIRTH_ID_11]]</w:t>
+      </w:r>
+    </w:p>
+    <w:p>
+      <w:r>
+        <w:t>[[ADDRESS_10]]</w:t>
       </w:r>
     </w:p>
     <w:p>
@@ -1516,12 +1404,12 @@
     </w:p>
     <w:p>
       <w:r>
-        <w:t>[[BIRTH_ID_14]]</w:t>
-      </w:r>
-    </w:p>
-    <w:p>
-      <w:r>
-        <w:t>[[ADDRESS_10]]</w:t>
+        <w:t>[[BIRTH_ID_12]]</w:t>
+      </w:r>
+    </w:p>
+    <w:p>
+      <w:r>
+        <w:t>[[ADDRESS_11]]</w:t>
       </w:r>
     </w:p>
     <w:p>
@@ -1537,12 +1425,12 @@
     </w:p>
     <w:p>
       <w:r>
-        <w:t>1) [[PERSON_15]], [[DATE_25]], [[BIRTH_ID_15]]</w:t>
-      </w:r>
-    </w:p>
-    <w:p>
-      <w:r>
-        <w:t>2) [[PERSON_16]], [[DATE_26]], [[BIRTH_ID_16]]</w:t>
+        <w:t>1) [[PERSON_15]], [[DATE_25]], [[BIRTH_ID_13]]</w:t>
+      </w:r>
+    </w:p>
+    <w:p>
+      <w:r>
+        <w:t>2) [[PERSON_16]], [[DATE_26]], [[BIRTH_ID_14]]</w:t>
       </w:r>
     </w:p>
     <w:p/>
@@ -1559,22 +1447,22 @@
     </w:p>
     <w:p>
       <w:r>
-        <w:t>1) Byt 4+kk, [[ADDRESS_11]]</w:t>
-      </w:r>
-    </w:p>
-    <w:p>
-      <w:r>
-        <w:t xml:space="preserve">   Tržní cena: 9 800 000 Kč</w:t>
-      </w:r>
-    </w:p>
-    <w:p>
-      <w:r>
-        <w:t xml:space="preserve">   Hypotéka (zbývá): 2 300 000 Kč</w:t>
-      </w:r>
-    </w:p>
-    <w:p>
-      <w:r>
-        <w:t xml:space="preserve">   Čistá hodnota: 7 500 000 Kč</w:t>
+        <w:t>1) Byt 4+kk, [[ADDRESS_12]]</w:t>
+      </w:r>
+    </w:p>
+    <w:p>
+      <w:r>
+        <w:t>Tržní cena: 9 800 000 Kč</w:t>
+      </w:r>
+    </w:p>
+    <w:p>
+      <w:r>
+        <w:t>Hypotéka (zbývá): 2 300 000 Kč</w:t>
+      </w:r>
+    </w:p>
+    <w:p>
+      <w:r>
+        <w:t>Čistá hodnota: 7 500 000 Kč</w:t>
       </w:r>
     </w:p>
     <w:p/>
@@ -1585,12 +1473,12 @@
     </w:p>
     <w:p>
       <w:r>
-        <w:t xml:space="preserve">   Tržní cena: 3 200 000 Kč</w:t>
-      </w:r>
-    </w:p>
-    <w:p>
-      <w:r>
-        <w:t xml:space="preserve">   Bez dluhů</w:t>
+        <w:t>Tržní cena: 3 200 000 Kč</w:t>
+      </w:r>
+    </w:p>
+    <w:p>
+      <w:r>
+        <w:t>Bez dluhů</w:t>
       </w:r>
     </w:p>
     <w:p/>
@@ -1687,7 +1575,7 @@
     </w:p>
     <w:p>
       <w:r>
-        <w:t>Krajský soud v Praze</w:t>
+        <w:t>Krajský soud [[ADDRESS_6]]</w:t>
       </w:r>
     </w:p>
     <w:p/>
@@ -1723,7 +1611,7 @@
     </w:p>
     <w:p>
       <w:r>
-        <w:t>[[BIRTH_ID_17]]</w:t>
+        <w:t>[[BIRTH_ID_15]]</w:t>
       </w:r>
     </w:p>
     <w:p>
@@ -1739,60 +1627,39 @@
     <w:p/>
     <w:p>
       <w:r>
-        <w:t xml:space="preserve">Zaměstnavatel: Global Finance </w:t>
+        <w:t>Zaměstnavatel: Global [[PERSON_20]] s.r.o.</w:t>
+      </w:r>
+    </w:p>
+    <w:p>
+      <w:r>
+        <w:t>[[ICO_5]]</w:t>
+      </w:r>
+    </w:p>
+    <w:p/>
+    <w:p>
+      <w:r>
+        <w:t>Pozice: Senior</w:t>
+      </w:r>
+    </w:p>
+    <w:p>
+      <w:r>
+        <w:t>Nástup: [[DATE_28]]</w:t>
+      </w:r>
+    </w:p>
+    <w:p>
+      <w:r>
+        <w:t>Ukončení: [[DATE_29]] (okamžité zrušení ze strany zaměstnavatele)</w:t>
+      </w:r>
+    </w:p>
+    <w:p>
+      <w:r>
+        <w:t>Hrubá mzda: 72 000 Kč/</w:t>
       </w:r>
       <w:proofErr w:type="spellStart"/>
       <w:r>
-        <w:t>Corp</w:t>
+        <w:t>měs</w:t>
       </w:r>
       <w:proofErr w:type="spellEnd"/>
-      <w:r>
-        <w:t xml:space="preserve"> s.r.o.</w:t>
-      </w:r>
-    </w:p>
-    <w:p>
-      <w:r>
-        <w:t>[[ICO_5]]</w:t>
-      </w:r>
-    </w:p>
-    <w:p/>
-    <w:p>
-      <w:r>
-        <w:t xml:space="preserve">Pozice: Senior </w:t>
-      </w:r>
-      <w:proofErr w:type="spellStart"/>
-      <w:r>
-        <w:t>Financial</w:t>
-      </w:r>
-      <w:proofErr w:type="spellEnd"/>
-      <w:r>
-        <w:t xml:space="preserve"> </w:t>
-      </w:r>
-      <w:proofErr w:type="spellStart"/>
-      <w:r>
-        <w:t>Analyst</w:t>
-      </w:r>
-      <w:proofErr w:type="spellEnd"/>
-    </w:p>
-    <w:p>
-      <w:r>
-        <w:t>Nástup: [[DATE_28]]</w:t>
-      </w:r>
-    </w:p>
-    <w:p>
-      <w:r>
-        <w:t>Ukončení: [[DATE_29]] (okamžité zrušení ze strany zaměstnavatele)</w:t>
-      </w:r>
-    </w:p>
-    <w:p>
-      <w:r>
-        <w:t>Hrubá mzda: 72 000 Kč/</w:t>
-      </w:r>
-      <w:proofErr w:type="spellStart"/>
-      <w:r>
-        <w:t>měs</w:t>
-      </w:r>
-      <w:proofErr w:type="spellEnd"/>
     </w:p>
     <w:p/>
     <w:p>
@@ -1802,7 +1669,7 @@
     </w:p>
     <w:p>
       <w:r>
-        <w:t>- Tvrzený mobbing ze strany nadřízeného (Mgr. [[PERSON_4]], [[BIRTH_ID_18]])</w:t>
+        <w:t>- Tvrzený mobbing ze strany nadřízeného (Mgr. [[PERSON_4]], [[BIRTH_ID_16]])</w:t>
       </w:r>
     </w:p>
     <w:p>
@@ -1833,7 +1700,7 @@
     </w:p>
     <w:p>
       <w:r>
-        <w:t>- Ošetřující lékař: MUDr. [[PERSON_20]], [[BIRTH_ID_19]]</w:t>
+        <w:t>- Ošetřující lékař: MUDr. [[PERSON_22]], [[BIRTH_ID_17]]</w:t>
       </w:r>
     </w:p>
     <w:p/>
@@ -1897,12 +1764,12 @@
     </w:p>
     <w:p>
       <w:r>
-        <w:t>1) Bc. [[PERSON_21]], [[BIRTH_ID_20]], [[PHONE_8]]</w:t>
-      </w:r>
-    </w:p>
-    <w:p>
-      <w:r>
-        <w:t>2) Ing. [[PERSON_22]], [[BIRTH_ID_21]], [[PHONE_9]]</w:t>
+        <w:t>1) Bc. [[PERSON_23]], [[BIRTH_ID_18]], [[PHONE_8]]</w:t>
+      </w:r>
+    </w:p>
+    <w:p>
+      <w:r>
+        <w:t>2) Ing. [[PERSON_24]], [[BIRTH_ID_19]], [[PHONE_9]]</w:t>
       </w:r>
     </w:p>
     <w:p/>
@@ -2022,21 +1889,12 @@
     </w:p>
     <w:p>
       <w:r>
-        <w:lastRenderedPageBreak/>
-        <w:t xml:space="preserve">     DPH </w:t>
-      </w:r>
-      <w:proofErr w:type="gramStart"/>
-      <w:r>
-        <w:t>21%</w:t>
-      </w:r>
-      <w:proofErr w:type="gramEnd"/>
-      <w:r>
-        <w:t>: 597 975 Kč</w:t>
-      </w:r>
-    </w:p>
-    <w:p>
-      <w:r>
-        <w:t xml:space="preserve">     Celkem včetně DPH: 3 445 475 Kč</w:t>
+        <w:t>DPH 21%: 597 975 Kč</w:t>
+      </w:r>
+    </w:p>
+    <w:p>
+      <w:r>
+        <w:t>Celkem včetně DPH: 3 445 475 Kč</w:t>
       </w:r>
     </w:p>
     <w:p/>
@@ -2193,21 +2051,8 @@
       </w:r>
     </w:p>
     <w:p>
-      <w:proofErr w:type="spellStart"/>
-      <w:r>
-        <w:t>Location</w:t>
-      </w:r>
-      <w:proofErr w:type="spellEnd"/>
-      <w:r>
-        <w:t xml:space="preserve">: </w:t>
-      </w:r>
-      <w:proofErr w:type="spellStart"/>
-      <w:r>
-        <w:t>Backup</w:t>
-      </w:r>
-      <w:proofErr w:type="spellEnd"/>
-      <w:r>
-        <w:t xml:space="preserve"> datacenter Brno</w:t>
+      <w:r>
+        <w:t>Location: Backup datacenter [[ADDRESS_13]]</w:t>
       </w:r>
     </w:p>
     <w:p>
@@ -2229,12 +2074,12 @@
     <w:p/>
     <w:p>
       <w:r>
-        <w:t>Hlavní administrátor: Ing. [[PERSON_23]], Ph.D.</w:t>
-      </w:r>
-    </w:p>
-    <w:p>
-      <w:r>
-        <w:t>[[BIRTH_ID_22]]</w:t>
+        <w:t>Hlavní administrátor: Ing. [[PERSON_25]], Ph.D.</w:t>
+      </w:r>
+    </w:p>
+    <w:p>
+      <w:r>
+        <w:t>[[BIRTH_ID_20]]</w:t>
       </w:r>
     </w:p>
     <w:p>
@@ -2255,12 +2100,12 @@
     <w:p/>
     <w:p>
       <w:r>
-        <w:t>Zástupce: Bc. [[PERSON_24]]</w:t>
-      </w:r>
-    </w:p>
-    <w:p>
-      <w:r>
-        <w:t>[[BIRTH_ID_23]]</w:t>
+        <w:t>Zástupce: Bc. [[PERSON_26]]</w:t>
+      </w:r>
+    </w:p>
+    <w:p>
+      <w:r>
+        <w:t>[[BIRTH_ID_21]]</w:t>
       </w:r>
     </w:p>
     <w:p>
@@ -2365,7 +2210,60 @@
     <w:p/>
     <w:p>
       <w:r>
-        <w:t>Projektový manažer: Ing. [[PERSON_25]], MBA</w:t>
+        <w:t>Projektový manažer: Ing. [[PERSON_27]], MBA</w:t>
+      </w:r>
+    </w:p>
+    <w:p>
+      <w:r>
+        <w:t>[[BIRTH_ID_22]]</w:t>
+      </w:r>
+    </w:p>
+    <w:p>
+      <w:r>
+        <w:t>[[PHONE_12]]</w:t>
+      </w:r>
+    </w:p>
+    <w:p>
+      <w:r>
+        <w:t>Email: [[EMAIL_15]]</w:t>
+      </w:r>
+    </w:p>
+    <w:p>
+      <w:r>
+        <w:t>Bankovní účet (pro cestovní náhrady): [[BANK_17]]</w:t>
+      </w:r>
+    </w:p>
+    <w:p/>
+    <w:p>
+      <w:r>
+        <w:t>Technický vedoucí: Bc. [[PERSON_28]]</w:t>
+      </w:r>
+    </w:p>
+    <w:p>
+      <w:r>
+        <w:t>[[BIRTH_ID_23]]</w:t>
+      </w:r>
+    </w:p>
+    <w:p>
+      <w:r>
+        <w:t>[[PHONE_13]]</w:t>
+      </w:r>
+    </w:p>
+    <w:p>
+      <w:r>
+        <w:t>Email: [[EMAIL_16]]</w:t>
+      </w:r>
+    </w:p>
+    <w:p/>
+    <w:p>
+      <w:r>
+        <w:t>7.2. Za objednatele:</w:t>
+      </w:r>
+    </w:p>
+    <w:p/>
+    <w:p>
+      <w:r>
+        <w:t>Provozní ředitel: MUDr. [[PERSON_29]], MBA</w:t>
       </w:r>
     </w:p>
     <w:p>
@@ -2375,76 +2273,23 @@
     </w:p>
     <w:p>
       <w:r>
-        <w:t>[[PHONE_12]]</w:t>
-      </w:r>
-    </w:p>
-    <w:p>
-      <w:r>
-        <w:t>Email: [[EMAIL_15]]</w:t>
-      </w:r>
-    </w:p>
-    <w:p>
-      <w:r>
-        <w:t>Bankovní účet (pro cestovní náhrady): [[BANK_17]]</w:t>
-      </w:r>
-    </w:p>
-    <w:p/>
-    <w:p>
-      <w:r>
-        <w:t>Technický vedoucí: Bc. [[PERSON_26]]</w:t>
+        <w:t>[[PHONE_14]]</w:t>
+      </w:r>
+    </w:p>
+    <w:p>
+      <w:r>
+        <w:t>Email: [[EMAIL_17]]</w:t>
+      </w:r>
+    </w:p>
+    <w:p/>
+    <w:p>
+      <w:r>
+        <w:t>IT koordinátor: Ing. [[PERSON_30]]</w:t>
       </w:r>
     </w:p>
     <w:p>
       <w:r>
         <w:t>[[BIRTH_ID_25]]</w:t>
-      </w:r>
-    </w:p>
-    <w:p>
-      <w:r>
-        <w:t>[[PHONE_13]]</w:t>
-      </w:r>
-    </w:p>
-    <w:p>
-      <w:r>
-        <w:t>Email: [[EMAIL_16]]</w:t>
-      </w:r>
-    </w:p>
-    <w:p/>
-    <w:p>
-      <w:r>
-        <w:t>7.2. Za objednatele:</w:t>
-      </w:r>
-    </w:p>
-    <w:p/>
-    <w:p>
-      <w:r>
-        <w:t>Provozní ředitel: MUDr. [[PERSON_27]], MBA</w:t>
-      </w:r>
-    </w:p>
-    <w:p>
-      <w:r>
-        <w:t>[[BIRTH_ID_26]]</w:t>
-      </w:r>
-    </w:p>
-    <w:p>
-      <w:r>
-        <w:t>[[PHONE_14]]</w:t>
-      </w:r>
-    </w:p>
-    <w:p>
-      <w:r>
-        <w:t>Email: [[EMAIL_17]]</w:t>
-      </w:r>
-    </w:p>
-    <w:p/>
-    <w:p>
-      <w:r>
-        <w:t>IT koordinátor: Ing. [[PERSON_28]]</w:t>
-      </w:r>
-    </w:p>
-    <w:p>
-      <w:r>
-        <w:t>[[BIRTH_ID_27]]</w:t>
       </w:r>
     </w:p>
     <w:p>
@@ -2486,7 +2331,7 @@
     <w:p/>
     <w:p>
       <w:r>
-        <w:t>Auditor GDPR: JUDr. Mgr. [[PERSON_29]], Ph.D.</w:t>
+        <w:t>Auditor GDPR: JUDr. Mgr. [[PERSON_31]], Ph.D.</w:t>
       </w:r>
     </w:p>
     <w:p>
@@ -2496,7 +2341,7 @@
     </w:p>
     <w:p>
       <w:r>
-        <w:t>[[BIRTH_ID_28]]</w:t>
+        <w:t>[[BIRTH_ID_26]]</w:t>
       </w:r>
     </w:p>
     <w:p>
@@ -2601,113 +2446,105 @@
     </w:p>
     <w:p>
       <w:r>
-        <w:t xml:space="preserve">prosím o konzultaci případu pacienta [[PERSON_3]] ([[BIRTH_ID_3]]). </w:t>
-      </w:r>
-    </w:p>
-    <w:p>
-      <w:r>
-        <w:t xml:space="preserve">PSA narostlo na 18.4, biopsie potvrdila </w:t>
+        <w:t>prosím o konzultaci případu pacienta [[PERSON_3]] ([[BIRTH_ID_3]]).</w:t>
+      </w:r>
+    </w:p>
+    <w:p>
+      <w:r>
+        <w:t>PSA narostlo na 18.4, biopsie potvrdila Gleason 8. Pacient je velmi</w:t>
+      </w:r>
+    </w:p>
+    <w:p>
+      <w:r>
+        <w:t>vyděšený, manželka ([[PERSON_32]], [[BIRTH_ID_27]], [[PHONE_17]])</w:t>
+      </w:r>
+    </w:p>
+    <w:p>
+      <w:r>
+        <w:t>žádá o rychlé řešení. Můžeme urychlit termín?</w:t>
+      </w:r>
+    </w:p>
+    <w:p>
+      <w:r>
+        <w:t>[[PERSON_2]]"</w:t>
+      </w:r>
+    </w:p>
+    <w:p/>
+    <w:p>
+      <w:r>
+        <w:t>Email příklad 2:</w:t>
+      </w:r>
+    </w:p>
+    <w:p>
+      <w:r>
+        <w:t>Od: [[EMAIL_7]]</w:t>
+      </w:r>
+    </w:p>
+    <w:p>
+      <w:r>
+        <w:t>Komu: [[EMAIL_21]]</w:t>
+      </w:r>
+    </w:p>
+    <w:p>
+      <w:r>
+        <w:t>Datum: [[DATE_36]] 09:12</w:t>
+      </w:r>
+    </w:p>
+    <w:p>
+      <w:r>
+        <w:t xml:space="preserve">Předmět: </w:t>
+      </w:r>
+      <w:proofErr w:type="gramStart"/>
+      <w:r>
+        <w:t>DŮVĚRNÉ - Platby</w:t>
+      </w:r>
+      <w:proofErr w:type="gramEnd"/>
+      <w:r>
+        <w:t xml:space="preserve"> dodavatelům</w:t>
+      </w:r>
+    </w:p>
+    <w:p/>
+    <w:p>
+      <w:r>
+        <w:t>"[[PERSON_8]],</w:t>
+      </w:r>
+    </w:p>
+    <w:p>
+      <w:r>
+        <w:t>připomínám platby:</w:t>
+      </w:r>
+    </w:p>
+    <w:p>
+      <w:r>
+        <w:t>- Dodavatel A: 234 500 Kč na [[BANK_19]], VS: 2024001</w:t>
+      </w:r>
+    </w:p>
+    <w:p>
+      <w:r>
+        <w:t>- Dodavatel B: 456 700 Kč na [[BANK_20]], VS: 2024002</w:t>
+      </w:r>
+    </w:p>
+    <w:p>
+      <w:r>
+        <w:t>V příloze faktury + naše [[ICO_4]], DIČ: [[DIC_3]]</w:t>
+      </w:r>
+    </w:p>
+    <w:p>
+      <w:r>
+        <w:t>[[PERSON_9]]"</w:t>
+      </w:r>
+    </w:p>
+    <w:p/>
+    <w:p>
+      <w:r>
+        <w:t>SMS zprávy (</w:t>
       </w:r>
       <w:proofErr w:type="spellStart"/>
       <w:r>
-        <w:t>Gleason</w:t>
+        <w:t>backup</w:t>
       </w:r>
       <w:proofErr w:type="spellEnd"/>
       <w:r>
-        <w:t xml:space="preserve"> 8. Pacient je velmi </w:t>
-      </w:r>
-    </w:p>
-    <w:p>
-      <w:r>
-        <w:t xml:space="preserve">vyděšený, manželka ([[PERSON_30]], [[BIRTH_ID_29]], [[PHONE_17]]) </w:t>
-      </w:r>
-    </w:p>
-    <w:p>
-      <w:r>
-        <w:t>žádá o rychlé řešení. Můžeme urychlit termín?</w:t>
-      </w:r>
-    </w:p>
-    <w:p>
-      <w:r>
-        <w:t>Jana"</w:t>
-      </w:r>
-    </w:p>
-    <w:p/>
-    <w:p>
-      <w:r>
-        <w:t>Email příklad 2:</w:t>
-      </w:r>
-    </w:p>
-    <w:p>
-      <w:r>
-        <w:t>Od: [[EMAIL_7]]</w:t>
-      </w:r>
-    </w:p>
-    <w:p>
-      <w:r>
-        <w:t>Komu: [[EMAIL_21]]</w:t>
-      </w:r>
-    </w:p>
-    <w:p>
-      <w:r>
-        <w:t>Datum: [[DATE_36]] 09:12</w:t>
-      </w:r>
-    </w:p>
-    <w:p>
-      <w:r>
-        <w:t xml:space="preserve">Předmět: </w:t>
-      </w:r>
-      <w:proofErr w:type="gramStart"/>
-      <w:r>
-        <w:t>DŮVĚRNÉ - Platby</w:t>
-      </w:r>
-      <w:proofErr w:type="gramEnd"/>
-      <w:r>
-        <w:t xml:space="preserve"> dodavatelům</w:t>
-      </w:r>
-    </w:p>
-    <w:p/>
-    <w:p>
-      <w:r>
-        <w:t>"Milane,</w:t>
-      </w:r>
-    </w:p>
-    <w:p>
-      <w:r>
-        <w:t>připomínám platby:</w:t>
-      </w:r>
-    </w:p>
-    <w:p>
-      <w:r>
-        <w:t>- Dodavatel A: 234 500 Kč na [[BANK_19]], VS: 2024001</w:t>
-      </w:r>
-    </w:p>
-    <w:p>
-      <w:r>
-        <w:t>- Dodavatel B: 456 700 Kč na [[BANK_20]], VS: 2024002</w:t>
-      </w:r>
-    </w:p>
-    <w:p>
-      <w:r>
-        <w:t>V příloze faktury + naše [[ICO_4]], DIČ: [[DIC_3]]</w:t>
-      </w:r>
-    </w:p>
-    <w:p>
-      <w:r>
-        <w:t>Karolína"</w:t>
-      </w:r>
-    </w:p>
-    <w:p/>
-    <w:p>
-      <w:r>
-        <w:t>SMS zprávy (</w:t>
-      </w:r>
-      <w:proofErr w:type="spellStart"/>
-      <w:r>
-        <w:t>backup</w:t>
-      </w:r>
-      <w:proofErr w:type="spellEnd"/>
-      <w:r>
         <w:t xml:space="preserve"> komunikace):</w:t>
       </w:r>
     </w:p>
@@ -2718,12 +2555,12 @@
     </w:p>
     <w:p>
       <w:r>
-        <w:t xml:space="preserve">"Ahoj [[PERSON_1]], pacientka [[PERSON_12]] ([[BIRTH_ID_17]]) má problémy </w:t>
-      </w:r>
-    </w:p>
-    <w:p>
-      <w:r>
-        <w:t>s platbami. [[BANK_16]] zablokován. Můžeš pomoct? Jana"</w:t>
+        <w:t>"Ahoj [[PERSON_1]], pacientka [[PERSON_12]] ([[BIRTH_ID_15]]) má problémy</w:t>
+      </w:r>
+    </w:p>
+    <w:p>
+      <w:r>
+        <w:t>s platbami. [[BANK_16]] zablokován. Můžeš pomoct? [[PERSON_2]]"</w:t>
       </w:r>
     </w:p>
     <w:p/>
@@ -2760,18 +2597,18 @@
     </w:p>
     <w:p>
       <w:r>
-        <w:t>Majitel: [[PERSON_31]], [[BIRTH_ID_30]]</w:t>
-      </w:r>
-    </w:p>
-    <w:p/>
-    <w:p>
-      <w:r>
-        <w:t xml:space="preserve">[[CARD_4]], exp: **/**, CVV: ***  </w:t>
-      </w:r>
-    </w:p>
-    <w:p>
-      <w:r>
-        <w:t>Majitel: [[PERSON_32]], [[BIRTH_ID_31]]</w:t>
+        <w:t>Majitel: [[PERSON_33]], [[BIRTH_ID_28]]</w:t>
+      </w:r>
+    </w:p>
+    <w:p/>
+    <w:p>
+      <w:r>
+        <w:t>[[CARD_4]], exp: **/**, CVV: ***</w:t>
+      </w:r>
+    </w:p>
+    <w:p>
+      <w:r>
+        <w:t>Majitel: [[PERSON_34]], [[BIRTH_ID_29]]</w:t>
       </w:r>
     </w:p>
     <w:p/>
@@ -2782,7 +2619,7 @@
     </w:p>
     <w:p>
       <w:r>
-        <w:t>Majitel: MUDr. [[PERSON_33]], [[BIRTH_ID_32]]</w:t>
+        <w:t>Majitel: MUDr. [[PERSON_35]], [[BIRTH_ID_30]]</w:t>
       </w:r>
     </w:p>
     <w:p/>
@@ -2794,12 +2631,12 @@
     <w:p/>
     <w:p>
       <w:r>
-        <w:t>Pojištěnec: Ing. [[PERSON_34]]</w:t>
-      </w:r>
-    </w:p>
-    <w:p>
-      <w:r>
-        <w:t>[[BIRTH_ID_33]]</w:t>
+        <w:t>Pojištěnec: Ing. [[PERSON_36]]</w:t>
+      </w:r>
+    </w:p>
+    <w:p>
+      <w:r>
+        <w:t>[[BIRTH_ID_31]]</w:t>
       </w:r>
     </w:p>
     <w:p>
@@ -2862,7 +2699,7 @@
     </w:p>
     <w:p>
       <w:r>
-        <w:t>Jednatel: Ing. [[PERSON_35]], [[BIRTH_ID_34]]</w:t>
+        <w:t>Jednatel: Ing. [[PERSON_37]], [[BIRTH_ID_32]]</w:t>
       </w:r>
     </w:p>
     <w:p>
@@ -2908,7 +2745,7 @@
     <w:p/>
     <w:p>
       <w:r>
-        <w:t xml:space="preserve">11.1. Tato smlouva obsahuje celkem 147 různých citlivých osobních údajů </w:t>
+        <w:t>11.1. Tato smlouva obsahuje celkem 147 různých citlivých osobních údajů</w:t>
       </w:r>
     </w:p>
     <w:p>
@@ -2956,52 +2793,36 @@
     <w:p/>
     <w:p>
       <w:r>
-        <w:t>V Praze dne [[DATE_16]]                    V Praze dne [[DATE_16]]</w:t>
-      </w:r>
-    </w:p>
-    <w:p/>
-    <w:p/>
-    <w:p>
-      <w:r>
-        <w:t>_______________________________          _______________________________</w:t>
-      </w:r>
-    </w:p>
-    <w:p>
-      <w:r>
-        <w:t>Ing. [[PERSON_1]], MBA                 MUDr. [[PERSON_2]], Ph.D.</w:t>
-      </w:r>
-    </w:p>
-    <w:p>
-      <w:r>
-        <w:t xml:space="preserve">jednatel </w:t>
-      </w:r>
-      <w:proofErr w:type="spellStart"/>
-      <w:r>
-        <w:t>Nixminds</w:t>
-      </w:r>
-      <w:proofErr w:type="spellEnd"/>
-      <w:r>
-        <w:t xml:space="preserve"> s.r.o.                 jednatelka </w:t>
-      </w:r>
-      <w:proofErr w:type="spellStart"/>
-      <w:r>
-        <w:t>MediCare</w:t>
-      </w:r>
-      <w:proofErr w:type="spellEnd"/>
-      <w:r>
-        <w:t xml:space="preserve"> Plus s.r.o.</w:t>
-      </w:r>
-    </w:p>
-    <w:p>
-      <w:r>
-        <w:t>[[BIRTH_ID_1]]                          [[BIRTH_ID_2]]</w:t>
-      </w:r>
-    </w:p>
-    <w:p/>
-    <w:p/>
-    <w:p>
-      <w:r>
-        <w:t>Razítko společnosti                      Razítko společnosti</w:t>
+        <w:t>[[ADDRESS_6]] dne [[DATE_16]] [[ADDRESS_6]] dne [[DATE_16]]</w:t>
+      </w:r>
+    </w:p>
+    <w:p/>
+    <w:p/>
+    <w:p>
+      <w:r>
+        <w:t>_______________________________ _______________________________</w:t>
+      </w:r>
+    </w:p>
+    <w:p>
+      <w:r>
+        <w:t>Ing. [[PERSON_1]], MBA MUDr. [[PERSON_2]], Ph.D.</w:t>
+      </w:r>
+    </w:p>
+    <w:p>
+      <w:r>
+        <w:t>jednatel Nixminds s.r.o. jednatelka MediCare Plus s.r.o.</w:t>
+      </w:r>
+    </w:p>
+    <w:p>
+      <w:r>
+        <w:t>[[BIRTH_ID_1]] [[BIRTH_ID_2]]</w:t>
+      </w:r>
+    </w:p>
+    <w:p/>
+    <w:p/>
+    <w:p>
+      <w:r>
+        <w:t>Razítko společnosti Razítko společnosti</w:t>
       </w:r>
     </w:p>
     <w:p/>
@@ -3026,7 +2847,7 @@
     </w:p>
     <w:p>
       <w:r>
-        <w:t xml:space="preserve">- Příloha B: Bezpečnostní protokol (22 stran)  </w:t>
+        <w:t>- Příloha B: Bezpečnostní protokol (22 stran)</w:t>
       </w:r>
     </w:p>
     <w:p>
@@ -3092,7 +2913,7 @@
     </w:p>
     <w:p>
       <w:r>
-        <w:t>Změnil: Bc. [[PERSON_24]] ([[BIRTH_ID_23]])</w:t>
+        <w:t>Změnil: Bc. [[PERSON_26]] ([[BIRTH_ID_21]])</w:t>
       </w:r>
     </w:p>
     <w:p>

--- a/test_data/smlouva13_anon.docx
+++ b/test_data/smlouva13_anon.docx
@@ -87,7 +87,7 @@
     </w:p>
     <w:p>
       <w:r>
-        <w:t>[[ADDRESS_2]]</w:t>
+        <w:t>Sídlo: [[ADDRESS_2]]</w:t>
       </w:r>
     </w:p>
     <w:p>
@@ -158,7 +158,7 @@
     </w:p>
     <w:p>
       <w:r>
-        <w:t>[[ADDRESS_3]]</w:t>
+        <w:t>Sídlo: [[ADDRESS_3]]</w:t>
       </w:r>
     </w:p>
     <w:p>
@@ -568,7 +568,7 @@
     </w:p>
     <w:p>
       <w:r>
-        <w:t>Soud: Městský soud [[ADDRESS_6]]</w:t>
+        <w:t>Soud: Městský soud v Praze</w:t>
       </w:r>
     </w:p>
     <w:p>
@@ -727,7 +727,7 @@
     </w:p>
     <w:p>
       <w:r>
-        <w:t>[[ADDRESS_7]]</w:t>
+        <w:t>[[ADDRESS_6]]</w:t>
       </w:r>
     </w:p>
     <w:p>
@@ -817,7 +817,7 @@
     </w:p>
     <w:p>
       <w:r>
-        <w:t>Adresa: Rodinný dům, [[ADDRESS_8]]</w:t>
+        <w:t>Adresa: [[ADDRESS_7]]</w:t>
       </w:r>
     </w:p>
     <w:p>
@@ -1159,7 +1159,7 @@
     </w:p>
     <w:p>
       <w:r>
-        <w:t>[[ADDRESS_9]]</w:t>
+        <w:t>[[ADDRESS_8]]</w:t>
       </w:r>
     </w:p>
     <w:p>
@@ -1383,37 +1383,37 @@
     </w:p>
     <w:p>
       <w:r>
+        <w:t>[[ADDRESS_9]]</w:t>
+      </w:r>
+    </w:p>
+    <w:p>
+      <w:r>
+        <w:t>Email: [[EMAIL_10]]</w:t>
+      </w:r>
+    </w:p>
+    <w:p/>
+    <w:p>
+      <w:r>
+        <w:t>Manželka: MUDr. [[PERSON_14]], rozená [[PERSON_30]]</w:t>
+      </w:r>
+    </w:p>
+    <w:p>
+      <w:r>
+        <w:t>[[DATE_24]]</w:t>
+      </w:r>
+    </w:p>
+    <w:p>
+      <w:r>
+        <w:t>[[BIRTH_ID_12]]</w:t>
+      </w:r>
+    </w:p>
+    <w:p>
+      <w:r>
         <w:t>[[ADDRESS_10]]</w:t>
       </w:r>
     </w:p>
     <w:p>
       <w:r>
-        <w:t>Email: [[EMAIL_10]]</w:t>
-      </w:r>
-    </w:p>
-    <w:p/>
-    <w:p>
-      <w:r>
-        <w:t>Manželka: MUDr. [[PERSON_14]], rozená Krajíčková</w:t>
-      </w:r>
-    </w:p>
-    <w:p>
-      <w:r>
-        <w:t>[[DATE_24]]</w:t>
-      </w:r>
-    </w:p>
-    <w:p>
-      <w:r>
-        <w:t>[[BIRTH_ID_12]]</w:t>
-      </w:r>
-    </w:p>
-    <w:p>
-      <w:r>
-        <w:t>[[ADDRESS_11]]</w:t>
-      </w:r>
-    </w:p>
-    <w:p>
-      <w:r>
         <w:t>Email: [[EMAIL_11]]</w:t>
       </w:r>
     </w:p>
@@ -1447,7 +1447,7 @@
     </w:p>
     <w:p>
       <w:r>
-        <w:t>1) Byt 4+kk, [[ADDRESS_12]]</w:t>
+        <w:t>1) Byt 4+kk, [[ADDRESS_9]]</w:t>
       </w:r>
     </w:p>
     <w:p>
@@ -1575,7 +1575,7 @@
     </w:p>
     <w:p>
       <w:r>
-        <w:t>Krajský soud [[ADDRESS_6]]</w:t>
+        <w:t>Krajský soud v Praze</w:t>
       </w:r>
     </w:p>
     <w:p/>
@@ -1627,7 +1627,15 @@
     <w:p/>
     <w:p>
       <w:r>
-        <w:t>Zaměstnavatel: Global [[PERSON_20]] s.r.o.</w:t>
+        <w:t xml:space="preserve">Zaměstnavatel: Global Finance </w:t>
+      </w:r>
+      <w:proofErr w:type="spellStart"/>
+      <w:r>
+        <w:t>Corp</w:t>
+      </w:r>
+      <w:proofErr w:type="spellEnd"/>
+      <w:r>
+        <w:t xml:space="preserve"> s.r.o.</w:t>
       </w:r>
     </w:p>
     <w:p>
@@ -1700,7 +1708,7 @@
     </w:p>
     <w:p>
       <w:r>
-        <w:t>- Ošetřující lékař: MUDr. [[PERSON_22]], [[BIRTH_ID_17]]</w:t>
+        <w:t>- Ošetřující lékař: MUDr. [[PERSON_21]], [[BIRTH_ID_17]]</w:t>
       </w:r>
     </w:p>
     <w:p/>
@@ -1764,12 +1772,12 @@
     </w:p>
     <w:p>
       <w:r>
-        <w:t>1) Bc. [[PERSON_23]], [[BIRTH_ID_18]], [[PHONE_8]]</w:t>
-      </w:r>
-    </w:p>
-    <w:p>
-      <w:r>
-        <w:t>2) Ing. [[PERSON_24]], [[BIRTH_ID_19]], [[PHONE_9]]</w:t>
+        <w:t>1) Bc. [[PERSON_22]], [[BIRTH_ID_18]], [[PHONE_8]]</w:t>
+      </w:r>
+    </w:p>
+    <w:p>
+      <w:r>
+        <w:t>2) Ing. [[PERSON_23]], [[BIRTH_ID_19]], [[PHONE_9]]</w:t>
       </w:r>
     </w:p>
     <w:p/>
@@ -2051,8 +2059,21 @@
       </w:r>
     </w:p>
     <w:p>
-      <w:r>
-        <w:t>Location: Backup datacenter [[ADDRESS_13]]</w:t>
+      <w:proofErr w:type="spellStart"/>
+      <w:r>
+        <w:t>Location</w:t>
+      </w:r>
+      <w:proofErr w:type="spellEnd"/>
+      <w:r>
+        <w:t xml:space="preserve">: </w:t>
+      </w:r>
+      <w:proofErr w:type="spellStart"/>
+      <w:r>
+        <w:t>Backup</w:t>
+      </w:r>
+      <w:proofErr w:type="spellEnd"/>
+      <w:r>
+        <w:t xml:space="preserve"> datacenter Brno</w:t>
       </w:r>
     </w:p>
     <w:p>
@@ -2074,7 +2095,7 @@
     <w:p/>
     <w:p>
       <w:r>
-        <w:t>Hlavní administrátor: Ing. [[PERSON_25]], Ph.D.</w:t>
+        <w:t>Hlavní administrátor: Ing. [[PERSON_24]], Ph.D.</w:t>
       </w:r>
     </w:p>
     <w:p>
@@ -2100,7 +2121,7 @@
     <w:p/>
     <w:p>
       <w:r>
-        <w:t>Zástupce: Bc. [[PERSON_26]]</w:t>
+        <w:t>Zástupce: Bc. [[PERSON_25]]</w:t>
       </w:r>
     </w:p>
     <w:p>
@@ -2210,7 +2231,7 @@
     <w:p/>
     <w:p>
       <w:r>
-        <w:t>Projektový manažer: Ing. [[PERSON_27]], MBA</w:t>
+        <w:t>Projektový manažer: Ing. [[PERSON_26]], MBA</w:t>
       </w:r>
     </w:p>
     <w:p>
@@ -2236,7 +2257,7 @@
     <w:p/>
     <w:p>
       <w:r>
-        <w:t>Technický vedoucí: Bc. [[PERSON_28]]</w:t>
+        <w:t>Technický vedoucí: Bc. [[PERSON_27]]</w:t>
       </w:r>
     </w:p>
     <w:p>
@@ -2263,7 +2284,7 @@
     <w:p/>
     <w:p>
       <w:r>
-        <w:t>Provozní ředitel: MUDr. [[PERSON_29]], MBA</w:t>
+        <w:t>Provozní ředitel: MUDr. [[PERSON_28]], MBA</w:t>
       </w:r>
     </w:p>
     <w:p>
@@ -2284,7 +2305,7 @@
     <w:p/>
     <w:p>
       <w:r>
-        <w:t>IT koordinátor: Ing. [[PERSON_30]]</w:t>
+        <w:t>IT koordinátor: Ing. [[PERSON_29]]</w:t>
       </w:r>
     </w:p>
     <w:p>
@@ -2331,7 +2352,7 @@
     <w:p/>
     <w:p>
       <w:r>
-        <w:t>Auditor GDPR: JUDr. Mgr. [[PERSON_31]], Ph.D.</w:t>
+        <w:t>Auditor GDPR: JUDr. Mgr. [[PERSON_30]], Ph.D.</w:t>
       </w:r>
     </w:p>
     <w:p>
@@ -2456,7 +2477,7 @@
     </w:p>
     <w:p>
       <w:r>
-        <w:t>vyděšený, manželka ([[PERSON_32]], [[BIRTH_ID_27]], [[PHONE_17]])</w:t>
+        <w:t>vyděšený, manželka ([[PERSON_31]], [[BIRTH_ID_27]], [[PHONE_17]])</w:t>
       </w:r>
     </w:p>
     <w:p>
@@ -2597,7 +2618,7 @@
     </w:p>
     <w:p>
       <w:r>
-        <w:t>Majitel: [[PERSON_33]], [[BIRTH_ID_28]]</w:t>
+        <w:t>Majitel: [[PERSON_32]], [[BIRTH_ID_28]]</w:t>
       </w:r>
     </w:p>
     <w:p/>
@@ -2608,7 +2629,7 @@
     </w:p>
     <w:p>
       <w:r>
-        <w:t>Majitel: [[PERSON_34]], [[BIRTH_ID_29]]</w:t>
+        <w:t>Majitel: [[PERSON_33]], [[BIRTH_ID_29]]</w:t>
       </w:r>
     </w:p>
     <w:p/>
@@ -2619,7 +2640,7 @@
     </w:p>
     <w:p>
       <w:r>
-        <w:t>Majitel: MUDr. [[PERSON_35]], [[BIRTH_ID_30]]</w:t>
+        <w:t>Majitel: MUDr. [[PERSON_34]], [[BIRTH_ID_30]]</w:t>
       </w:r>
     </w:p>
     <w:p/>
@@ -2631,7 +2652,7 @@
     <w:p/>
     <w:p>
       <w:r>
-        <w:t>Pojištěnec: Ing. [[PERSON_36]]</w:t>
+        <w:t>Pojištěnec: Ing. [[PERSON_35]]</w:t>
       </w:r>
     </w:p>
     <w:p>
@@ -2699,7 +2720,7 @@
     </w:p>
     <w:p>
       <w:r>
-        <w:t>Jednatel: Ing. [[PERSON_37]], [[BIRTH_ID_32]]</w:t>
+        <w:t>Jednatel: Ing. [[PERSON_36]], [[BIRTH_ID_32]]</w:t>
       </w:r>
     </w:p>
     <w:p>
@@ -2793,7 +2814,7 @@
     <w:p/>
     <w:p>
       <w:r>
-        <w:t>[[ADDRESS_6]] dne [[DATE_16]] [[ADDRESS_6]] dne [[DATE_16]]</w:t>
+        <w:t>V Praze dne [[DATE_16]] V Praze dne [[DATE_16]]</w:t>
       </w:r>
     </w:p>
     <w:p/>
@@ -2913,7 +2934,7 @@
     </w:p>
     <w:p>
       <w:r>
-        <w:t>Změnil: Bc. [[PERSON_26]] ([[BIRTH_ID_21]])</w:t>
+        <w:t>Změnil: Bc. [[PERSON_25]] ([[BIRTH_ID_21]])</w:t>
       </w:r>
     </w:p>
     <w:p>
@@ -2932,6 +2953,12 @@
       </w:r>
     </w:p>
     <w:sectPr>
+      <w:headerReference w:type="default" r:id="rId6"/>
+      <w:footerReference w:type="default" r:id="rId7"/>
+      <w:headerReference w:type="first" r:id="rId8"/>
+      <w:footerReference w:type="first" r:id="rId9"/>
+      <w:headerReference w:type="even" r:id="rId10"/>
+      <w:footerReference w:type="even" r:id="rId11"/>
       <w:pgSz w:w="11906" w:h="16838"/>
       <w:pgMar w:top="1440" w:right="1440" w:bottom="1440" w:left="1440" w:header="708" w:footer="708" w:gutter="0"/>
       <w:cols w:space="708"/>
@@ -2939,6 +2966,66 @@
     </w:sectPr>
   </w:body>
 </w:document>
+</file>
+
+<file path=word/footer1.xml><?xml version="1.0" encoding="utf-8"?>
+<w:ftr xmlns:m="http://schemas.openxmlformats.org/officeDocument/2006/math" xmlns:mc="http://schemas.openxmlformats.org/markup-compatibility/2006" xmlns:mo="http://schemas.microsoft.com/office/mac/office/2008/main" xmlns:mv="urn:schemas-microsoft-com:mac:vml" xmlns:o="urn:schemas-microsoft-com:office:office" xmlns:r="http://schemas.openxmlformats.org/officeDocument/2006/relationships" xmlns:v="urn:schemas-microsoft-com:vml" xmlns:w10="urn:schemas-microsoft-com:office:word" xmlns:w14="http://schemas.microsoft.com/office/word/2010/wordml" xmlns:w="http://schemas.openxmlformats.org/wordprocessingml/2006/main" xmlns:wne="http://schemas.microsoft.com/office/word/2006/wordml" xmlns:wp14="http://schemas.microsoft.com/office/word/2010/wordprocessingDrawing" xmlns:wp="http://schemas.openxmlformats.org/drawingml/2006/wordprocessingDrawing" xmlns:wpc="http://schemas.microsoft.com/office/word/2010/wordprocessingCanvas" xmlns:wpg="http://schemas.microsoft.com/office/word/2010/wordprocessingGroup" xmlns:wpi="http://schemas.microsoft.com/office/word/2010/wordprocessingInk" xmlns:wps="http://schemas.microsoft.com/office/word/2010/wordprocessingShape" mc:Ignorable="w14 wp14">
+  <w:p>
+    <w:pPr>
+      <w:pStyle w:val="Footer"/>
+    </w:pPr>
+  </w:p>
+</w:ftr>
+</file>
+
+<file path=word/footer2.xml><?xml version="1.0" encoding="utf-8"?>
+<w:ftr xmlns:m="http://schemas.openxmlformats.org/officeDocument/2006/math" xmlns:mc="http://schemas.openxmlformats.org/markup-compatibility/2006" xmlns:mo="http://schemas.microsoft.com/office/mac/office/2008/main" xmlns:mv="urn:schemas-microsoft-com:mac:vml" xmlns:o="urn:schemas-microsoft-com:office:office" xmlns:r="http://schemas.openxmlformats.org/officeDocument/2006/relationships" xmlns:v="urn:schemas-microsoft-com:vml" xmlns:w10="urn:schemas-microsoft-com:office:word" xmlns:w14="http://schemas.microsoft.com/office/word/2010/wordml" xmlns:w="http://schemas.openxmlformats.org/wordprocessingml/2006/main" xmlns:wne="http://schemas.microsoft.com/office/word/2006/wordml" xmlns:wp14="http://schemas.microsoft.com/office/word/2010/wordprocessingDrawing" xmlns:wp="http://schemas.openxmlformats.org/drawingml/2006/wordprocessingDrawing" xmlns:wpc="http://schemas.microsoft.com/office/word/2010/wordprocessingCanvas" xmlns:wpg="http://schemas.microsoft.com/office/word/2010/wordprocessingGroup" xmlns:wpi="http://schemas.microsoft.com/office/word/2010/wordprocessingInk" xmlns:wps="http://schemas.microsoft.com/office/word/2010/wordprocessingShape" mc:Ignorable="w14 wp14">
+  <w:p>
+    <w:pPr>
+      <w:pStyle w:val="Footer"/>
+    </w:pPr>
+  </w:p>
+</w:ftr>
+</file>
+
+<file path=word/footer3.xml><?xml version="1.0" encoding="utf-8"?>
+<w:ftr xmlns:m="http://schemas.openxmlformats.org/officeDocument/2006/math" xmlns:mc="http://schemas.openxmlformats.org/markup-compatibility/2006" xmlns:mo="http://schemas.microsoft.com/office/mac/office/2008/main" xmlns:mv="urn:schemas-microsoft-com:mac:vml" xmlns:o="urn:schemas-microsoft-com:office:office" xmlns:r="http://schemas.openxmlformats.org/officeDocument/2006/relationships" xmlns:v="urn:schemas-microsoft-com:vml" xmlns:w10="urn:schemas-microsoft-com:office:word" xmlns:w14="http://schemas.microsoft.com/office/word/2010/wordml" xmlns:w="http://schemas.openxmlformats.org/wordprocessingml/2006/main" xmlns:wne="http://schemas.microsoft.com/office/word/2006/wordml" xmlns:wp14="http://schemas.microsoft.com/office/word/2010/wordprocessingDrawing" xmlns:wp="http://schemas.openxmlformats.org/drawingml/2006/wordprocessingDrawing" xmlns:wpc="http://schemas.microsoft.com/office/word/2010/wordprocessingCanvas" xmlns:wpg="http://schemas.microsoft.com/office/word/2010/wordprocessingGroup" xmlns:wpi="http://schemas.microsoft.com/office/word/2010/wordprocessingInk" xmlns:wps="http://schemas.microsoft.com/office/word/2010/wordprocessingShape" mc:Ignorable="w14 wp14">
+  <w:p>
+    <w:pPr>
+      <w:pStyle w:val="Footer"/>
+    </w:pPr>
+  </w:p>
+</w:ftr>
+</file>
+
+<file path=word/header1.xml><?xml version="1.0" encoding="utf-8"?>
+<w:hdr xmlns:m="http://schemas.openxmlformats.org/officeDocument/2006/math" xmlns:mc="http://schemas.openxmlformats.org/markup-compatibility/2006" xmlns:mo="http://schemas.microsoft.com/office/mac/office/2008/main" xmlns:mv="urn:schemas-microsoft-com:mac:vml" xmlns:o="urn:schemas-microsoft-com:office:office" xmlns:r="http://schemas.openxmlformats.org/officeDocument/2006/relationships" xmlns:v="urn:schemas-microsoft-com:vml" xmlns:w10="urn:schemas-microsoft-com:office:word" xmlns:w14="http://schemas.microsoft.com/office/word/2010/wordml" xmlns:w="http://schemas.openxmlformats.org/wordprocessingml/2006/main" xmlns:wne="http://schemas.microsoft.com/office/word/2006/wordml" xmlns:wp14="http://schemas.microsoft.com/office/word/2010/wordprocessingDrawing" xmlns:wp="http://schemas.openxmlformats.org/drawingml/2006/wordprocessingDrawing" xmlns:wpc="http://schemas.microsoft.com/office/word/2010/wordprocessingCanvas" xmlns:wpg="http://schemas.microsoft.com/office/word/2010/wordprocessingGroup" xmlns:wpi="http://schemas.microsoft.com/office/word/2010/wordprocessingInk" xmlns:wps="http://schemas.microsoft.com/office/word/2010/wordprocessingShape" mc:Ignorable="w14 wp14">
+  <w:p>
+    <w:pPr>
+      <w:pStyle w:val="Header"/>
+    </w:pPr>
+  </w:p>
+</w:hdr>
+</file>
+
+<file path=word/header2.xml><?xml version="1.0" encoding="utf-8"?>
+<w:hdr xmlns:m="http://schemas.openxmlformats.org/officeDocument/2006/math" xmlns:mc="http://schemas.openxmlformats.org/markup-compatibility/2006" xmlns:mo="http://schemas.microsoft.com/office/mac/office/2008/main" xmlns:mv="urn:schemas-microsoft-com:mac:vml" xmlns:o="urn:schemas-microsoft-com:office:office" xmlns:r="http://schemas.openxmlformats.org/officeDocument/2006/relationships" xmlns:v="urn:schemas-microsoft-com:vml" xmlns:w10="urn:schemas-microsoft-com:office:word" xmlns:w14="http://schemas.microsoft.com/office/word/2010/wordml" xmlns:w="http://schemas.openxmlformats.org/wordprocessingml/2006/main" xmlns:wne="http://schemas.microsoft.com/office/word/2006/wordml" xmlns:wp14="http://schemas.microsoft.com/office/word/2010/wordprocessingDrawing" xmlns:wp="http://schemas.openxmlformats.org/drawingml/2006/wordprocessingDrawing" xmlns:wpc="http://schemas.microsoft.com/office/word/2010/wordprocessingCanvas" xmlns:wpg="http://schemas.microsoft.com/office/word/2010/wordprocessingGroup" xmlns:wpi="http://schemas.microsoft.com/office/word/2010/wordprocessingInk" xmlns:wps="http://schemas.microsoft.com/office/word/2010/wordprocessingShape" mc:Ignorable="w14 wp14">
+  <w:p>
+    <w:pPr>
+      <w:pStyle w:val="Header"/>
+    </w:pPr>
+  </w:p>
+</w:hdr>
+</file>
+
+<file path=word/header3.xml><?xml version="1.0" encoding="utf-8"?>
+<w:hdr xmlns:m="http://schemas.openxmlformats.org/officeDocument/2006/math" xmlns:mc="http://schemas.openxmlformats.org/markup-compatibility/2006" xmlns:mo="http://schemas.microsoft.com/office/mac/office/2008/main" xmlns:mv="urn:schemas-microsoft-com:mac:vml" xmlns:o="urn:schemas-microsoft-com:office:office" xmlns:r="http://schemas.openxmlformats.org/officeDocument/2006/relationships" xmlns:v="urn:schemas-microsoft-com:vml" xmlns:w10="urn:schemas-microsoft-com:office:word" xmlns:w14="http://schemas.microsoft.com/office/word/2010/wordml" xmlns:w="http://schemas.openxmlformats.org/wordprocessingml/2006/main" xmlns:wne="http://schemas.microsoft.com/office/word/2006/wordml" xmlns:wp14="http://schemas.microsoft.com/office/word/2010/wordprocessingDrawing" xmlns:wp="http://schemas.openxmlformats.org/drawingml/2006/wordprocessingDrawing" xmlns:wpc="http://schemas.microsoft.com/office/word/2010/wordprocessingCanvas" xmlns:wpg="http://schemas.microsoft.com/office/word/2010/wordprocessingGroup" xmlns:wpi="http://schemas.microsoft.com/office/word/2010/wordprocessingInk" xmlns:wps="http://schemas.microsoft.com/office/word/2010/wordprocessingShape" mc:Ignorable="w14 wp14">
+  <w:p>
+    <w:pPr>
+      <w:pStyle w:val="Header"/>
+    </w:pPr>
+  </w:p>
+</w:hdr>
 </file>
 
 <file path=word/styles.xml><?xml version="1.0" encoding="utf-8"?>
